--- a/assets/input/1909/1909.docx
+++ b/assets/input/1909/1909.docx
@@ -906,7 +906,7 @@
           <w:szCs w:val="23"/>
           <w:rtl w:val="0"/>
         </w:rPr>
-        <w:t xml:space="preserve"> head costs a thousand dollars, [015] so there can’t be much in my beloved “Radiozone”!A Mr. Eno who sat by me was very nice, also his wife, who is a great believer in the spiritual power for Good of Mrs. Piper. She had an illness, in the course of which </w:t>
+        <w:t xml:space="preserve"> head costs a thousand dollars, [015] so there can’t be much in my beloved “Radiozone”! A Mr. Eno who sat by me was very nice, also his wife, who is a great believer in the spiritual power for Good of Mrs. Piper. She had an illness, in the course of which </w:t>
       </w:r>
       <w:r>
         <w:rPr>

--- a/assets/input/1909/1909.docx
+++ b/assets/input/1909/1909.docx
@@ -413,7 +413,7 @@
           <w:szCs w:val="23"/>
           <w:rtl w:val="0"/>
         </w:rPr>
-        <w:t xml:space="preserve">Before lunch Rachel Perry had been [010] to see us and Florence Reynolds with Ray, who is staying with her.Bernhard went into that Talking Shop, Duveen’s. They said no one in America had the influence Bernhard has on the sale of pictures!</w:t>
+        <w:t>Before lunch Rachel Perry had been [010] to see us and Florence Reynolds with Ray, who is staying with her. Bernhard went into that Talking Shop, Duveen’s. They said no one in America had the influence Bernhard has on the sale of pictures!</w:t>
       </w:r>
       <w:r>
         <w:rPr>
@@ -684,7 +684,7 @@
           <w:szCs w:val="23"/>
           <w:rtl w:val="0"/>
         </w:rPr>
-        <w:t xml:space="preserve">Cold still ghastly.Hutchins Hapgood came, Ray, Mrs. Rice, Mrs. Fabbri, Mr. and Mrs. Crossley.We dined with the Alexanders, and had a general and most sympathetic curse at all the painters and sculptors of this country.At 9.45, however, Mrs. A. brought the talk round to her husband’s work, and we had to look at photographs etc. and admire.It was like the man who was taken round an Insane Asylum by a very clear, witty person, who laughed at all the poor deluded people, and pointed out their crazy fancies. The man thought he must be the doctor, he was so clear and clever. Finally they came to a man, who, he said, was the worst of all, the very saddest case, “Why?” “Why, he thinks he’s God.” “But why is that worse than the others?” “Oh, because I </w:t>
+        <w:t xml:space="preserve">Cold still ghastly. Hutchins Hapgood came, Ray, Mrs. Rice, Mrs. Fabbri, Mr. and Mrs. Crossley. We dined with the Alexanders, and had a general and most sympathetic curse at all the painters and sculptors of this country. At 9.45, however, Mrs. A. brought the talk round to her husband’s work, and we had to look at photographs etc. and admire. It was like the man who was taken round an Insane Asylum by a very clear, witty person, who laughed at all the poor deluded people, and pointed out their crazy fancies. The man thought he must be the doctor, he was so clear and clever. Finally they came to a man, who, he said, was the worst of all, the very saddest case, “Why?” “Why, he thinks he’s God.” “But why is that worse than the others?” “Oh, because I </w:t>
       </w:r>
       <w:r>
         <w:rPr>
@@ -835,7 +835,7 @@
           <w:szCs w:val="23"/>
           <w:rtl w:val="0"/>
         </w:rPr>
-        <w:t xml:space="preserve">Rachel Perry and jolly Miss Richter, Dicky Dana and his friend Mr. Dean came to lunch.Afterwards I went over slides with Lucy Perkins, and then joined B.B. in Bryson’s room. We came quickly away, for even Bryson cannot make that Museum atmosphere anything but deadly.</w:t>
+        <w:t>Rachel Perry and jolly Miss Richter, Dicky Dana and his friend Mr. Dean came to lunch. Afterwards I went over slides with Lucy Perkins, and then joined B.B. in Bryson’s room. We came quickly away, for even Bryson cannot make that Museum atmosphere anything but deadly.</w:t>
       </w:r>
       <w:r>
         <w:rPr>
@@ -1959,7 +1959,7 @@
           <w:szCs w:val="23"/>
           <w:rtl w:val="0"/>
         </w:rPr>
-        <w:t xml:space="preserve"> where I fell into such a depression that I telephoned to ask if Alberto would play to me. They told me to come and dine with them, and we had one of those awful over-cooked Plaza dinners, eaten by over-dressed people to the sobbing of violins.Afterwards Albert played the 5th violin and piano sonata of Mozart, a </w:t>
+        <w:t xml:space="preserve"> where I fell into such a depression that I telephoned to ask if Alberto would play to me. They told me to come and dine with them, and we had one of those awful over-cooked Plaza dinners, eaten by over-dressed people to the sobbing of violins. Afterwards Albert played the 5th violin and piano sonata of Mozart, a </w:t>
       </w:r>
       <w:r>
         <w:rPr>
@@ -2131,33 +2131,33 @@
           <w:szCs w:val="23"/>
           <w:rtl w:val="0"/>
         </w:rPr>
-        <w:t xml:space="preserve">Bernhard came back, and we lunched here.Mrs. Gardner called, Mrs. Flagler, Mrs. Taylor and various people.</w:t>
-      </w:r>
-      <w:r>
-        <w:rPr>
-          <w:rtl w:val="0"/>
-        </w:rPr>
-      </w:r>
-    </w:p>
-    <w:p>
-      <w:pPr>
-        <w:spacing w:after="0" w:line="240" w:lineRule="auto"/>
-        <w:ind w:firstLine="170"/>
-        <w:rPr>
-          <w:rFonts w:ascii="Times New Roman" w:cs="Times New Roman" w:eastAsia="Times New Roman" w:hAnsi="Times New Roman"/>
-          <w:sz w:val="24"/>
-          <w:szCs w:val="24"/>
-        </w:rPr>
-      </w:pPr>
-      <w:r>
-        <w:rPr>
-          <w:rFonts w:ascii="Garamond" w:cs="Garamond" w:eastAsia="Garamond" w:hAnsi="Garamond"/>
-          <w:color w:val="000000"/>
-          <w:sz w:val="23"/>
-          <w:szCs w:val="23"/>
-          <w:rtl w:val="0"/>
-        </w:rPr>
-        <w:t xml:space="preserve">B.B. called on Mrs. Latham.We dined with the Blumenthals, who had Glaenzer, Judge Cohen, Mr. and Mrs. McClellan (Mayor) to meet us. I had had my nose operated on earlier in the day, and it was still bleeding, which was a bore!</w:t>
+        <w:t>Bernhard came back, and we lunched here. Mrs. Gardner called, Mrs. Flagler, Mrs. Taylor and various people.</w:t>
+      </w:r>
+      <w:r>
+        <w:rPr>
+          <w:rtl w:val="0"/>
+        </w:rPr>
+      </w:r>
+    </w:p>
+    <w:p>
+      <w:pPr>
+        <w:spacing w:after="0" w:line="240" w:lineRule="auto"/>
+        <w:ind w:firstLine="170"/>
+        <w:rPr>
+          <w:rFonts w:ascii="Times New Roman" w:cs="Times New Roman" w:eastAsia="Times New Roman" w:hAnsi="Times New Roman"/>
+          <w:sz w:val="24"/>
+          <w:szCs w:val="24"/>
+        </w:rPr>
+      </w:pPr>
+      <w:r>
+        <w:rPr>
+          <w:rFonts w:ascii="Garamond" w:cs="Garamond" w:eastAsia="Garamond" w:hAnsi="Garamond"/>
+          <w:color w:val="000000"/>
+          <w:sz w:val="23"/>
+          <w:szCs w:val="23"/>
+          <w:rtl w:val="0"/>
+        </w:rPr>
+        <w:t>B.B. called on Mrs. Latham. We dined with the Blumenthals, who had Glaenzer, Judge Cohen, Mr. and Mrs. McClellan (Mayor) to meet us. I had had my nose operated on earlier in the day, and it was still bleeding, which was a bore!</w:t>
       </w:r>
       <w:r>
         <w:rPr>
